--- a/cv/Sergey_Senchenko_CV.docx
+++ b/cv/Sergey_Senchenko_CV.docx
@@ -27,7 +27,7 @@
           <w:color w:val="9D1C1C"/>
           <w:sz w:val="23"/>
         </w:rPr>
-        <w:t>Junior Technical Designer | Gameplay Scripter | Level Designer</w:t>
+        <w:t>Technical Designer | Gameplay Scripter | Level Designer</w:t>
       </w:r>
     </w:p>
     <w:p>
@@ -51,9 +51,36 @@
         </w:r>
       </w:hyperlink>
       <w:r>
-        <w:t xml:space="preserve"> | </w:t>
+        <w:br/>
+        <w:t xml:space="preserve">Portfolio: </w:t>
       </w:r>
       <w:hyperlink r:id="rId10">
+        <w:r>
+          <w:rPr>
+            <w:rFonts w:ascii="Calibri" w:hAnsi="Calibri"/>
+            <w:color w:val="6B1D1D"/>
+            <w:sz w:val="19"/>
+          </w:rPr>
+          <w:t>juze1234.github.io</w:t>
+        </w:r>
+      </w:hyperlink>
+      <w:r>
+        <w:t xml:space="preserve"> | LinkedIn: </w:t>
+      </w:r>
+      <w:hyperlink r:id="rId11">
+        <w:r>
+          <w:rPr>
+            <w:rFonts w:ascii="Calibri" w:hAnsi="Calibri"/>
+            <w:color w:val="6B1D1D"/>
+            <w:sz w:val="19"/>
+          </w:rPr>
+          <w:t>linkedin.com/in/sergey-senchenko-951aa837b</w:t>
+        </w:r>
+      </w:hyperlink>
+      <w:r>
+        <w:t xml:space="preserve"> | GitHub: </w:t>
+      </w:r>
+      <w:hyperlink r:id="rId12">
         <w:r>
           <w:rPr>
             <w:rFonts w:ascii="Calibri" w:hAnsi="Calibri"/>
@@ -64,16 +91,16 @@
         </w:r>
       </w:hyperlink>
       <w:r>
-        <w:t xml:space="preserve"> | </w:t>
+        <w:t xml:space="preserve"> | Project videos: </w:t>
       </w:r>
-      <w:hyperlink r:id="rId11">
+      <w:hyperlink r:id="rId13">
         <w:r>
           <w:rPr>
             <w:rFonts w:ascii="Calibri" w:hAnsi="Calibri"/>
             <w:color w:val="6B1D1D"/>
             <w:sz w:val="19"/>
           </w:rPr>
-          <w:t>Project videos</w:t>
+          <w:t>youtube.com/@MetroWARrpOFF</w:t>
         </w:r>
       </w:hyperlink>
     </w:p>
@@ -102,7 +129,7 @@
           <w:color w:val="1C1F20"/>
           <w:sz w:val="18"/>
         </w:rPr>
-        <w:t>Junior technical designer and gameplay scripter with two years of hands-on experience leading development of a multiplayer DayZ project. Experience includes Enforce Script, server-authoritative gameplay systems, data-driven player customization, persistent identity and progression, level design, asset integration, and end-to-end QA. Comfortable owning features from concept through implementation, testing, and player-facing iteration.</w:t>
+        <w:t>Technical designer and gameplay scripter with two years of hands-on experience leading development of a multiplayer DayZ project. Experience includes Enforce Script, server-authoritative gameplay systems, data-driven player customization, persistent identity and progression, level design, asset integration, and end-to-end QA. Comfortable owning features from concept through implementation, testing, and player-facing iteration.</w:t>
       </w:r>
     </w:p>
     <w:p>
@@ -392,6 +419,34 @@
           <w:color w:val="9D1C1C"/>
           <w:sz w:val="23"/>
         </w:rPr>
+        <w:t>EDUCATION</w:t>
+      </w:r>
+    </w:p>
+    <w:p>
+      <w:pPr>
+        <w:spacing w:after="0"/>
+      </w:pPr>
+      <w:r>
+        <w:rPr>
+          <w:rFonts w:ascii="Calibri" w:hAnsi="Calibri" w:eastAsia="Calibri"/>
+          <w:color w:val="1C1F20"/>
+          <w:sz w:val="18"/>
+        </w:rPr>
+        <w:t>Tallinn Polytechnic School (Tallinna Polütehnikum) - IT Specialist</w:t>
+      </w:r>
+    </w:p>
+    <w:p>
+      <w:pPr>
+        <w:pStyle w:val="Heading1"/>
+        <w:keepNext/>
+      </w:pPr>
+      <w:r>
+        <w:rPr>
+          <w:rFonts w:ascii="Calibri" w:hAnsi="Calibri" w:eastAsia="Calibri"/>
+          <w:b/>
+          <w:color w:val="9D1C1C"/>
+          <w:sz w:val="23"/>
+        </w:rPr>
         <w:t>LANGUAGES</w:t>
       </w:r>
     </w:p>
@@ -409,7 +464,7 @@
       </w:r>
     </w:p>
     <w:sectPr>
-      <w:footerReference w:type="default" r:id="rId12"/>
+      <w:footerReference w:type="default" r:id="rId14"/>
       <w:pgSz w:w="12240" w:h="15840"/>
       <w:pgMar w:top="1037" w:right="1181" w:bottom="936" w:left="1181" w:header="504" w:footer="504" w:gutter="0"/>
       <w:cols w:space="720"/>

--- a/cv/Sergey_Senchenko_CV.docx
+++ b/cv/Sergey_Senchenko_CV.docx
@@ -129,7 +129,7 @@
           <w:color w:val="1C1F20"/>
           <w:sz w:val="18"/>
         </w:rPr>
-        <w:t>Technical designer and gameplay scripter with two years of hands-on experience leading development of a multiplayer DayZ project. Experience includes Enforce Script, server-authoritative gameplay systems, data-driven player customization, persistent identity and progression, level design, asset integration, and end-to-end QA. Comfortable owning features from concept through implementation, testing, and player-facing iteration.</w:t>
+        <w:t>Technical designer and gameplay scripter with seven years of development experience, the last two spent leading a multiplayer survival and roleplay project end to end. Works across server-authoritative gameplay systems, data-driven player customization, persistent identity, progression and economy, level design, asset integration, and hands-on QA. Comfortable owning a feature from concept through implementation, testing, and player-facing iteration.</w:t>
       </w:r>
     </w:p>
     <w:p>
@@ -174,7 +174,7 @@
           <w:color w:val="5E6565"/>
           <w:sz w:val="18"/>
         </w:rPr>
-        <w:t>Independent DayZ project | 2024-Present | Two-person team</w:t>
+        <w:t>Independent multiplayer project on DayZ | 2024-Present | Two-person team</w:t>
       </w:r>
     </w:p>
     <w:p>
@@ -192,7 +192,7 @@
           <w:color w:val="1C1F20"/>
           <w:sz w:val="18"/>
         </w:rPr>
-        <w:t>Lead development across gameplay scripting, technical design, model integration, game design, multiplayer economy, and QA; collaborate with a second developer focused primarily on world and map production.</w:t>
+        <w:t>Lead development across gameplay scripting, technical design, asset integration, game design, in-game economy, and QA; collaborate with a second developer who focuses on world and map production.</w:t>
       </w:r>
     </w:p>
     <w:p>
@@ -210,7 +210,7 @@
           <w:color w:val="1C1F20"/>
           <w:sz w:val="18"/>
         </w:rPr>
-        <w:t>Designed and implemented a config-driven player customization and loadout workflow with real-time preview, persistent profile rules, and server-side eligibility validation.</w:t>
+        <w:t>Designed and implemented a data-driven character loadout system with real-time preview, persistent profile rules, and server-side eligibility validation.</w:t>
       </w:r>
     </w:p>
     <w:p>
@@ -228,7 +228,7 @@
           <w:color w:val="1C1F20"/>
           <w:sz w:val="18"/>
         </w:rPr>
-        <w:t>Built synchronized interactive world systems covering power state, switches, lighting, control panels, player feedback, and gated interactions.</w:t>
+        <w:t>Built synchronized interactive world systems: power networks, switches, lighting circuits, control panels, powered doors, and the player feedback around them.</w:t>
       </w:r>
     </w:p>
     <w:p>
@@ -246,7 +246,7 @@
           <w:color w:val="1C1F20"/>
           <w:sz w:val="18"/>
         </w:rPr>
-        <w:t>Developed persistent player identity, economy, access control, private storage, environmental hazards, and progression-supporting systems.</w:t>
+        <w:t>Developed persistent player identity, in-game economy, access control, private storage, environmental hazards, and progression systems.</w:t>
       </w:r>
     </w:p>
     <w:p>
@@ -264,7 +264,7 @@
           <w:color w:val="1C1F20"/>
           <w:sz w:val="18"/>
         </w:rPr>
-        <w:t>Extended HypeTrain Core for multiplayer node-based traversal through model integration, simulation tuning, custom rail paths, and automatic alignment.</w:t>
+        <w:t>Built a rideable rail vehicle for multiplayer, covering physics tuning, multi-passenger support, custom track layouts, and automatic alignment to valid track nodes.</w:t>
       </w:r>
     </w:p>
     <w:p>
@@ -300,7 +300,7 @@
           <w:color w:val="1C1F20"/>
           <w:sz w:val="18"/>
         </w:rPr>
-        <w:t>Own hands-on QA alongside development: reproduce issues, trace client-server failures, validate configuration edge cases, and iterate systems through multiplayer testing and player feedback.</w:t>
+        <w:t>Own QA alongside development: reproduce issues, trace client-server failures, validate configuration edge cases, and iterate through multiplayer playtests and player feedback.</w:t>
       </w:r>
     </w:p>
     <w:p>
@@ -360,7 +360,7 @@
           <w:color w:val="1C1F20"/>
           <w:sz w:val="18"/>
         </w:rPr>
-        <w:t>Enforce Script; client-server RPC; data persistence; config-driven systems; debugging</w:t>
+        <w:t>Gameplay scripting (Enforce Script); client-server architecture and RPC; data persistence; config-driven systems; debugging</w:t>
       </w:r>
     </w:p>
     <w:p>
@@ -404,7 +404,7 @@
           <w:color w:val="1C1F20"/>
           <w:sz w:val="18"/>
         </w:rPr>
-        <w:t>DayZ Tools; Object Builder; Terrain Builder; Blender; Substance Painter; Adobe Photoshop</w:t>
+        <w:t>Blender; Substance Painter; Adobe Photoshop; DayZ Tools (Object Builder, Terrain Builder)</w:t>
       </w:r>
     </w:p>
     <w:p>

--- a/cv/Sergey_Senchenko_CV.docx
+++ b/cv/Sergey_Senchenko_CV.docx
@@ -129,7 +129,7 @@
           <w:color w:val="1C1F20"/>
           <w:sz w:val="18"/>
         </w:rPr>
-        <w:t>Technical designer and gameplay scripter with seven years of development experience, the last two spent leading a multiplayer survival and roleplay project end to end. Works across server-authoritative gameplay systems, data-driven player customization, persistent identity, progression and economy, level design, asset integration, and hands-on QA. Comfortable owning a feature from concept through implementation, testing, and player-facing iteration.</w:t>
+        <w:t>Technical designer and gameplay scripter with seven years of development experience, the last two spent leading a multiplayer DayZ project end to end. Works across Enforce Script, server-authoritative gameplay systems, data-driven player customization, persistent identity, progression and economy, level design, asset integration, and hands-on QA. Comfortable owning a feature from concept through implementation, testing, and player-facing iteration.</w:t>
       </w:r>
     </w:p>
     <w:p>
@@ -174,7 +174,7 @@
           <w:color w:val="5E6565"/>
           <w:sz w:val="18"/>
         </w:rPr>
-        <w:t>Independent multiplayer project on DayZ | 2024-Present | Two-person team</w:t>
+        <w:t>Independent DayZ project | 2024-Present | Two-person team</w:t>
       </w:r>
     </w:p>
     <w:p>
@@ -192,7 +192,7 @@
           <w:color w:val="1C1F20"/>
           <w:sz w:val="18"/>
         </w:rPr>
-        <w:t>Lead development across gameplay scripting, technical design, asset integration, game design, in-game economy, and QA; collaborate with a second developer who focuses on world and map production.</w:t>
+        <w:t>Lead development across gameplay scripting, technical design, model integration, game design, multiplayer economy, and QA; collaborate with a second developer who focuses on world and map production.</w:t>
       </w:r>
     </w:p>
     <w:p>
@@ -404,7 +404,7 @@
           <w:color w:val="1C1F20"/>
           <w:sz w:val="18"/>
         </w:rPr>
-        <w:t>Blender; Substance Painter; Adobe Photoshop; DayZ Tools (Object Builder, Terrain Builder)</w:t>
+        <w:t>DayZ Tools; Object Builder; Terrain Builder; Blender; Substance Painter; Adobe Photoshop</w:t>
       </w:r>
     </w:p>
     <w:p>

--- a/cv/Sergey_Senchenko_CV.docx
+++ b/cv/Sergey_Senchenko_CV.docx
@@ -129,7 +129,7 @@
           <w:color w:val="1C1F20"/>
           <w:sz w:val="18"/>
         </w:rPr>
-        <w:t>Technical designer and gameplay scripter with seven years of development experience, the last two spent leading a multiplayer DayZ project end to end. Works across Enforce Script, server-authoritative gameplay systems, data-driven player customization, persistent identity, progression and economy, level design, asset integration, and hands-on QA. Comfortable owning a feature from concept through implementation, testing, and player-facing iteration.</w:t>
+        <w:t>Technical designer and gameplay scripter with seven years building multiplayer gameplay systems on DayZ, the last two leading a project end to end. Works across Enforce Script, server-authoritative gameplay systems, data-driven player customization, persistent identity, progression and economy, level design, asset integration, and hands-on QA. Comfortable owning a feature from concept through implementation, testing, and player-facing iteration.</w:t>
       </w:r>
     </w:p>
     <w:p>
@@ -324,6 +324,72 @@
           <w:sz w:val="17"/>
         </w:rPr>
         <w:t>2 years in development | 900+ community members | Full 80-player server during the latest major test | Next closed beta in preparation</w:t>
+      </w:r>
+    </w:p>
+    <w:p>
+      <w:pPr>
+        <w:pStyle w:val="Heading2"/>
+        <w:spacing w:before="120" w:after="0"/>
+      </w:pPr>
+      <w:r>
+        <w:rPr>
+          <w:rFonts w:ascii="Calibri" w:hAnsi="Calibri" w:eastAsia="Calibri"/>
+          <w:b/>
+          <w:color w:val="1C1F20"/>
+          <w:sz w:val="21"/>
+        </w:rPr>
+        <w:t>Gameplay Scripter - S.T.A.L.K.E.R. RP</w:t>
+      </w:r>
+    </w:p>
+    <w:p>
+      <w:pPr>
+        <w:pStyle w:val="CVMetadata"/>
+        <w:spacing w:after="60"/>
+      </w:pPr>
+      <w:r>
+        <w:rPr>
+          <w:rFonts w:ascii="Calibri" w:hAnsi="Calibri" w:eastAsia="Calibri"/>
+          <w:i/>
+          <w:color w:val="5E6565"/>
+          <w:sz w:val="18"/>
+        </w:rPr>
+        <w:t>Independent DayZ project | 2019-2024</w:t>
+      </w:r>
+    </w:p>
+    <w:p>
+      <w:pPr>
+        <w:keepLines/>
+        <w:numPr>
+          <w:ilvl w:val="0"/>
+          <w:numId w:val="10"/>
+        </w:numPr>
+        <w:spacing w:before="0" w:after="40" w:line="252" w:lineRule="auto"/>
+      </w:pPr>
+      <w:r>
+        <w:rPr>
+          <w:rFonts w:ascii="Calibri" w:hAnsi="Calibri" w:eastAsia="Calibri"/>
+          <w:color w:val="1C1F20"/>
+          <w:sz w:val="18"/>
+        </w:rPr>
+        <w:t>Owned the gameplay scripting for a persistent roleplay server, implementing the project's custom mechanics in Enforce Script.</w:t>
+      </w:r>
+    </w:p>
+    <w:p>
+      <w:pPr>
+        <w:keepLines/>
+        <w:numPr>
+          <w:ilvl w:val="0"/>
+          <w:numId w:val="10"/>
+        </w:numPr>
+        <w:spacing w:before="0" w:after="40" w:line="252" w:lineRule="auto"/>
+      </w:pPr>
+      <w:r>
+        <w:rPr>
+          <w:rFonts w:ascii="Calibri" w:hAnsi="Calibri" w:eastAsia="Calibri"/>
+          <w:color w:val="1C1F20"/>
+          <w:sz w:val="18"/>
+        </w:rPr>
+        <w:t>Reached 300+ community members and ran at the full 80-player server capacity before the project was wound down.</w:t>
       </w:r>
     </w:p>
     <w:p>

--- a/cv/Sergey_Senchenko_CV.docx
+++ b/cv/Sergey_Senchenko_CV.docx
@@ -246,7 +246,61 @@
           <w:color w:val="1C1F20"/>
           <w:sz w:val="18"/>
         </w:rPr>
-        <w:t>Developed persistent player identity, in-game economy, access control, private storage, environmental hazards, and progression systems.</w:t>
+        <w:t>Developed persistent player identity, in-game economy, access control, private storage, roleplay character cards, and progression systems.</w:t>
+      </w:r>
+    </w:p>
+    <w:p>
+      <w:pPr>
+        <w:keepLines/>
+        <w:numPr>
+          <w:ilvl w:val="0"/>
+          <w:numId w:val="10"/>
+        </w:numPr>
+        <w:spacing w:before="0" w:after="40" w:line="252" w:lineRule="auto"/>
+      </w:pPr>
+      <w:r>
+        <w:rPr>
+          <w:rFonts w:ascii="Calibri" w:hAnsi="Calibri" w:eastAsia="Calibri"/>
+          <w:color w:val="1C1F20"/>
+          <w:sz w:val="18"/>
+        </w:rPr>
+        <w:t>Built a radiation layer: server-side contaminated zones with safe-zone overrides, consumable gas-mask filters, and staged unconsciousness and death that reverses once the player is protected. Repurposed the in-game wristwatch into a filter countdown with audible warnings.</w:t>
+      </w:r>
+    </w:p>
+    <w:p>
+      <w:pPr>
+        <w:keepLines/>
+        <w:numPr>
+          <w:ilvl w:val="0"/>
+          <w:numId w:val="10"/>
+        </w:numPr>
+        <w:spacing w:before="0" w:after="40" w:line="252" w:lineRule="auto"/>
+      </w:pPr>
+      <w:r>
+        <w:rPr>
+          <w:rFonts w:ascii="Calibri" w:hAnsi="Calibri" w:eastAsia="Calibri"/>
+          <w:color w:val="1C1F20"/>
+          <w:sz w:val="18"/>
+        </w:rPr>
+        <w:t>Built a sanity system: psychic pressure scaled by distance, view angle and line of sight, resistance earned through kills, and escalating loss of control as sanity falls. Client state syncs only past a change threshold to keep bandwidth down.</w:t>
+      </w:r>
+    </w:p>
+    <w:p>
+      <w:pPr>
+        <w:keepLines/>
+        <w:numPr>
+          <w:ilvl w:val="0"/>
+          <w:numId w:val="10"/>
+        </w:numPr>
+        <w:spacing w:before="0" w:after="40" w:line="252" w:lineRule="auto"/>
+      </w:pPr>
+      <w:r>
+        <w:rPr>
+          <w:rFonts w:ascii="Calibri" w:hAnsi="Calibri" w:eastAsia="Calibri"/>
+          <w:color w:val="1C1F20"/>
+          <w:sz w:val="18"/>
+        </w:rPr>
+        <w:t>Implemented radio voice comms on top of the engine's proximity VOIP: a server-side router recomputes a per-pair mute matrix each tick from position, voice level, tuned frequency and radio state, so players hear each other directly, over a matching channel, or through someone else's radio left on speaker. Supports dual-channel monitoring and radios carried in a backpack.</w:t>
       </w:r>
     </w:p>
     <w:p>

--- a/cv/Sergey_Senchenko_CV.docx
+++ b/cv/Sergey_Senchenko_CV.docx
@@ -129,7 +129,7 @@
           <w:color w:val="1C1F20"/>
           <w:sz w:val="18"/>
         </w:rPr>
-        <w:t>Technical designer and gameplay scripter with seven years building multiplayer gameplay systems on DayZ, the last two leading a project end to end. Works across Enforce Script, server-authoritative gameplay systems, data-driven player customization, persistent identity, progression and economy, level design, asset integration, and hands-on QA. Comfortable owning a feature from concept through implementation, testing, and player-facing iteration.</w:t>
+        <w:t>Technical designer and gameplay scripter with seven years building multiplayer gameplay systems on DayZ, the last two leading a project end to end. Works across Enforce Script, server-authoritative gameplay systems, data-driven player customization, persistent identity, progression and economy systems, level design, asset integration, and hands-on QA. Comfortable owning a feature from concept through implementation, testing, and player-facing iteration.</w:t>
       </w:r>
     </w:p>
     <w:p>
@@ -192,7 +192,7 @@
           <w:color w:val="1C1F20"/>
           <w:sz w:val="18"/>
         </w:rPr>
-        <w:t>Lead development across gameplay scripting, technical design, model integration, game design, multiplayer economy, and QA; collaborate with a second developer who focuses on world and map production.</w:t>
+        <w:t>Lead development across gameplay scripting, technical design, model integration, game design, economy systems, and QA; collaborate with a second developer who focuses on world, map production, and economy balance.</w:t>
       </w:r>
     </w:p>
     <w:p>
@@ -246,7 +246,7 @@
           <w:color w:val="1C1F20"/>
           <w:sz w:val="18"/>
         </w:rPr>
-        <w:t>Developed persistent player identity, in-game economy, access control, private storage, roleplay character cards, and progression systems.</w:t>
+        <w:t>Developed persistent player identity, trading and economy systems, access control, private storage, roleplay character cards, and progression systems.</w:t>
       </w:r>
     </w:p>
     <w:p>
